--- a/briefings/Briefing Final - Cliente.docx
+++ b/briefings/Briefing Final - Cliente.docx
@@ -20,7 +20,7 @@
           <w:i/>
           <w:iCs/>
         </w:rPr>
-        <w:t xml:space="preserve">Data de envio: 19/11/2025, 14:29:28</w:t>
+        <w:t xml:space="preserve">Data de envio: 12/06/2026, 12:36:49</w:t>
       </w:r>
     </w:p>
     <w:p>
@@ -45,7 +45,7 @@
       </w:r>
       <w:r>
         <w:br/>
-        <w:t xml:space="preserve"> Maglietta</w:t>
+        <w:t xml:space="preserve"> UP Estofados Fitness</w:t>
       </w:r>
     </w:p>
     <w:p>
@@ -61,7 +61,7 @@
       </w:r>
       <w:r>
         <w:br/>
-        <w:t xml:space="preserve"> Não</w:t>
+        <w:t xml:space="preserve"> Não informado</w:t>
       </w:r>
     </w:p>
     <w:p>
@@ -77,8 +77,9 @@
       </w:r>
       <w:r>
         <w:br/>
-        <w:t xml:space="preserve"> Maglietta — Confecção especializada em malharia e fitness.
-Atendemos pessoas, marcas e empresas que buscam uniformes, peças para eventos, viagens, aniversários ou private label, sempre com alto padrão de qualidade. Desenvolvemos produtos exclusivos, personalizados com seu logo ou estampa, utilizando materiais premium e acabamentos diferenciados — garantindo identidade, conforto e excelência em cada detalhe.</w:t>
+        <w:t xml:space="preserve"> Empresa especializada em fabricação de estofados para equipamentos fitness. Produzimos estofados sob medida para aparelhos de musculação, bancos, equipamentos de pilates, macas de fisioterapia e projetos especiais. Atendendo fabricantes, assistências técnicas, academias, condomínios, studio de pilates e centros esportivos em todo o Brasil.
+Trabalhamos com materiais de alta resistência, espumas de qualidade e acabamento profissional, garantindo conforto, durabilidade e excelente apresentação para os equipamentos. Oferecemos diversas opções de cores, medidas e personalizações para atender às necessidades de cada cliente.
+Nosso compromisso é fornecer estofados de alto padrão, com produção ágil, qualidade consistente e atendimento especializado para o mercado fitness.</w:t>
       </w:r>
     </w:p>
     <w:p>
@@ -94,7 +95,7 @@
       </w:r>
       <w:r>
         <w:br/>
-        <w:t xml:space="preserve"> 17.540.180/0001-05</w:t>
+        <w:t xml:space="preserve"> 55.226.319/0001-21</w:t>
       </w:r>
     </w:p>
     <w:p>
@@ -110,7 +111,7 @@
       </w:r>
       <w:r>
         <w:br/>
-        <w:t xml:space="preserve"> Confecção Personalizada</w:t>
+        <w:t xml:space="preserve"> Fabricante de estofados</w:t>
       </w:r>
     </w:p>
     <w:p>
@@ -135,8 +136,7 @@
       </w:r>
       <w:r>
         <w:br/>
-        <w:t xml:space="preserve"> R. Pedregulhos, 48 - Chácara da Barra
-Campinas - SP, 13090-716</w:t>
+        <w:t xml:space="preserve"> RUA PEDRO DIOGO, 117. PARQUE RESIDENCIAL VILA UNIAO. CAMPINAS-SP. 13060-719</w:t>
       </w:r>
     </w:p>
     <w:p>
@@ -152,7 +152,7 @@
       </w:r>
       <w:r>
         <w:br/>
-        <w:t xml:space="preserve"> Loja física (cliente vai até você)</w:t>
+        <w:t xml:space="preserve"> Online/Virtual</w:t>
       </w:r>
     </w:p>
     <w:p>
@@ -184,7 +184,8 @@
       </w:r>
       <w:r>
         <w:br/>
-        <w:t xml:space="preserve"> Todo o Brasil</w:t>
+        <w:t xml:space="preserve"> Regiões aonde conseguimos fazer a instalação dos estofados: Grande Campinas e São Paulo Capital.
+Regiões que conseguimos enviar o produto e o cliente fica responsável pela instalação: Brasil inteiro.</w:t>
       </w:r>
     </w:p>
     <w:p>
@@ -232,7 +233,7 @@
       </w:r>
       <w:r>
         <w:br/>
-        <w:t xml:space="preserve"> Segunda a Sexta, das 8h às 18h</w:t>
+        <w:t xml:space="preserve"> Segunda a Sexta: 8h às 17h.</w:t>
       </w:r>
     </w:p>
     <w:p>
@@ -248,7 +249,7 @@
       </w:r>
       <w:r>
         <w:br/>
-        <w:t xml:space="preserve"> Nao</w:t>
+        <w:t xml:space="preserve"> Não informado</w:t>
       </w:r>
     </w:p>
     <w:p>
@@ -273,7 +274,7 @@
       </w:r>
       <w:r>
         <w:br/>
-        <w:t xml:space="preserve"> Em 2016</w:t>
+        <w:t xml:space="preserve"> A empresa foi criada em 2024. Os sócios trabalhavam juntos em uma outra empresa do mesmo ramo, saímos dessa empresa e resolvemos montar o próprio negócio.</w:t>
       </w:r>
     </w:p>
     <w:p>
@@ -289,7 +290,7 @@
       </w:r>
       <w:r>
         <w:br/>
-        <w:t xml:space="preserve"> 11 anos</w:t>
+        <w:t xml:space="preserve"> mais de 12 anos</w:t>
       </w:r>
     </w:p>
     <w:p>
@@ -305,7 +306,7 @@
       </w:r>
       <w:r>
         <w:br/>
-        <w:t xml:space="preserve"> nao</w:t>
+        <w:t xml:space="preserve"> não</w:t>
       </w:r>
     </w:p>
     <w:p>
@@ -321,7 +322,7 @@
       </w:r>
       <w:r>
         <w:br/>
-        <w:t xml:space="preserve"> nao</w:t>
+        <w:t xml:space="preserve"> não</w:t>
       </w:r>
     </w:p>
     <w:p>
@@ -337,7 +338,7 @@
       </w:r>
       <w:r>
         <w:br/>
-        <w:t xml:space="preserve"> Mais de 1000</w:t>
+        <w:t xml:space="preserve"> 100-500</w:t>
       </w:r>
     </w:p>
     <w:p>
@@ -362,20 +363,7 @@
       </w:r>
       <w:r>
         <w:br/>
-        <w:t xml:space="preserve"> Camiseta em diversos tecidos: 100% algodão sustentável com certificado BCI, dry 100% poliamida com proteção UV, dry 100% poliéster com proteção UV, PV Anti-pilling, Modal, Tech Modal
-Polo em piquet
-Moletom flanelado 2 e 3 cabos
-Avental em oxford
-Corta vento
-Bermuda Masculina
-Calça unissex
-Legging
-Top
-Bermuda Feminina
-Saia Fitness
-Bolsas
-Brindes
-Ecobags</w:t>
+        <w:t xml:space="preserve"> Fabricação de estofados para equipamentos fitness: aparelhos de musculação, bancos de academia, equipamentos de pilates, estofados personalizados, macas de fisioterapia</w:t>
       </w:r>
     </w:p>
     <w:p>
@@ -391,7 +379,7 @@
       </w:r>
       <w:r>
         <w:br/>
-        <w:t xml:space="preserve"> Nosso carro chefe são as camisetas em malha 100% algodão e 100% poliamida.</w:t>
+        <w:t xml:space="preserve"> estofados para equipamentos fitness</w:t>
       </w:r>
     </w:p>
     <w:p>
@@ -407,7 +395,7 @@
       </w:r>
       <w:r>
         <w:br/>
-        <w:t xml:space="preserve"> Não</w:t>
+        <w:t xml:space="preserve"> não</w:t>
       </w:r>
     </w:p>
     <w:p>
@@ -423,7 +411,7 @@
       </w:r>
       <w:r>
         <w:br/>
-        <w:t xml:space="preserve"> Trabalhamos com matéria prima e acabamentos premium para uma peça bacana e com durabilidade. Além de trabalharmos com algumas peças já em estoque produzidas, para conseguir atender mais rápido o cliente e apenas estampar. Conseguimos fazer entrega expressa.</w:t>
+        <w:t xml:space="preserve"> Experiência de atender grandes redes de academia como Smart Fit, Panobianco e SkyFit, portanto é um produto que a qualidade já foi testada e validada em academias com um grande volume de alunos. Agilidade no atendimento, atendimento padronizado.</w:t>
       </w:r>
     </w:p>
     <w:p>
@@ -439,7 +427,7 @@
       </w:r>
       <w:r>
         <w:br/>
-        <w:t xml:space="preserve"> Marca própria</w:t>
+        <w:t xml:space="preserve"> Life Fitness, Technogym, Matrix, Movement, Kikos, CImerian, MetaLife Pilates, etc</w:t>
       </w:r>
     </w:p>
     <w:p>
@@ -455,7 +443,7 @@
       </w:r>
       <w:r>
         <w:br/>
-        <w:t xml:space="preserve"> Médio</w:t>
+        <w:t xml:space="preserve"> Variado</w:t>
       </w:r>
     </w:p>
     <w:p>
@@ -471,7 +459,7 @@
       </w:r>
       <w:r>
         <w:br/>
-        <w:t xml:space="preserve"> Não informado</w:t>
+        <w:t xml:space="preserve"> sim, 90 dias de garantia</w:t>
       </w:r>
     </w:p>
     <w:p>
@@ -496,7 +484,7 @@
       </w:r>
       <w:r>
         <w:br/>
-        <w:t xml:space="preserve"> Whastapp 19997958700</w:t>
+        <w:t xml:space="preserve"> Redes sociais e WhatsApp</w:t>
       </w:r>
     </w:p>
     <w:p>
@@ -512,7 +500,7 @@
       </w:r>
       <w:r>
         <w:br/>
-        <w:t xml:space="preserve"> Whastapp</w:t>
+        <w:t xml:space="preserve"> WhatsApp</w:t>
       </w:r>
     </w:p>
     <w:p>
@@ -544,7 +532,7 @@
       </w:r>
       <w:r>
         <w:br/>
-        <w:t xml:space="preserve"> Pix e cartão de crédito (taxas extras)</w:t>
+        <w:t xml:space="preserve"> Pix, boleto, cartão de crédito com taxa da bandeira.</w:t>
       </w:r>
     </w:p>
     <w:p>
@@ -560,7 +548,7 @@
       </w:r>
       <w:r>
         <w:br/>
-        <w:t xml:space="preserve"> Não</w:t>
+        <w:t xml:space="preserve"> negociável</w:t>
       </w:r>
     </w:p>
     <w:p>
@@ -576,7 +564,7 @@
       </w:r>
       <w:r>
         <w:br/>
-        <w:t xml:space="preserve"> Conseguimos entregar super rápido o que já temos em estoque, porém se é alguma cor ou material que trabalhamos sob demanda, o prazo máximo é de até 30 dias (geralmente entregamos em 20), mas deixamos uma folga para épocas com muitos pedidos / eventuais contratempos.</w:t>
+        <w:t xml:space="preserve"> até 10 dias</w:t>
       </w:r>
     </w:p>
     <w:p>
@@ -617,10 +605,23 @@
       </w:r>
       <w:r>
         <w:br/>
-        <w:t xml:space="preserve"> Camiseta em Campinas
-Camiseta personalizada
-Uniforme
-Camiseta com qualidade</w:t>
+        <w:t xml:space="preserve"> Estofados para academia
+Estofados para equipamentos fitness
+Estofados para aparelhos de musculação
+Fabricante de estofados para academia
+Fornecedor de estofados para academia
+Estofados sob medida para equipamentos fitness
+Assentos para aparelhos de musculação
+Encostos para equipamentos de academia
+Estofados para leg press
+Estofados para cadeira extensora
+Estofados para cadeira flexora
+Estofados para supino
+Estofados para equipamentos de pilates
+Estofado Reformer
+Estofado Step Chair
+Estofado Barrel
+Estofado Cadillac</w:t>
       </w:r>
     </w:p>
     <w:p>
@@ -636,15 +637,23 @@
       </w:r>
       <w:r>
         <w:br/>
-        <w:t xml:space="preserve"> Camiseta
-Moletom
-Uniforme premium
-Camiseta de algodão
-Camiseta fitness
-Camiseta sem pedido minimo
-Uniforme para academia
-Uniforme de qualidade
-Camiseta para viagem</w:t>
+        <w:t xml:space="preserve"> Estofados para academia
+Estofados para equipamentos fitness
+Estofados para aparelhos de musculação
+Fabricante de estofados para academia
+Fornecedor de estofados para academia
+Estofados sob medida para equipamentos fitness
+Assentos para aparelhos de musculação
+Encostos para equipamentos de academia
+Estofados para leg press
+Estofados para cadeira extensora
+Estofados para cadeira flexora
+Estofados para supino
+Estofados para equipamentos de pilates
+Estofado Reformer
+Estofado Step Chair
+Estofado Barrel
+Estofado Cadillac</w:t>
       </w:r>
     </w:p>
     <w:p>
@@ -660,7 +669,7 @@
       </w:r>
       <w:r>
         <w:br/>
-        <w:t xml:space="preserve"> Camiseta promocional</w:t>
+        <w:t xml:space="preserve"> Não informado</w:t>
       </w:r>
     </w:p>
     <w:p>
@@ -701,10 +710,9 @@
       </w:r>
       <w:r>
         <w:br/>
-        <w:t xml:space="preserve"> Kan House
-Espeta
-Articulania
-FG Confecacao
+        <w:t xml:space="preserve"> Remate Plasticos - Valinhos - SP
+Stuff Tech - Rio de Janeiro - RJ
+AT Fit - São Paulo - SP
 </w:t>
       </w:r>
     </w:p>
@@ -721,8 +729,7 @@
       </w:r>
       <w:r>
         <w:br/>
-        <w:t xml:space="preserve"> Com excessao da FG, a qualidade.
-FG as camisetas são de qualidade inferior</w:t>
+        <w:t xml:space="preserve"> estrutura de produção</w:t>
       </w:r>
     </w:p>
     <w:p>
@@ -738,7 +745,7 @@
       </w:r>
       <w:r>
         <w:br/>
-        <w:t xml:space="preserve"> Entrega expressa e qualidade</w:t>
+        <w:t xml:space="preserve"> agilidade no atendimento de ponta a ponta</w:t>
       </w:r>
     </w:p>
     <w:p>
@@ -754,7 +761,9 @@
       </w:r>
       <w:r>
         <w:br/>
-        <w:t xml:space="preserve"> Kan House</w:t>
+        <w:t xml:space="preserve"> @rrestofadosfitness
+@fastestofadosgym
+</w:t>
       </w:r>
     </w:p>
     <w:p>
@@ -770,7 +779,9 @@
       </w:r>
       <w:r>
         <w:br/>
-        <w:t xml:space="preserve"> Não informado</w:t>
+        <w:t xml:space="preserve"> Remate Plasticos - Valinhos - SP
+Stuff Tech - Rio de Janeiro - RJ
+AT Fit - São Paulo - SP</w:t>
       </w:r>
     </w:p>
     <w:p>
@@ -795,7 +806,7 @@
       </w:r>
       <w:r>
         <w:br/>
-        <w:t xml:space="preserve"> Logo profissional completo</w:t>
+        <w:t xml:space="preserve"> Logo básico</w:t>
       </w:r>
     </w:p>
     <w:p>
@@ -811,7 +822,7 @@
       </w:r>
       <w:r>
         <w:br/>
-        <w:t xml:space="preserve"> Produtos</w:t>
+        <w:t xml:space="preserve"> Produto, clientes, antes e depois</w:t>
       </w:r>
     </w:p>
     <w:p>
@@ -827,7 +838,7 @@
       </w:r>
       <w:r>
         <w:br/>
-        <w:t xml:space="preserve"> Não</w:t>
+        <w:t xml:space="preserve"> Sim</w:t>
       </w:r>
     </w:p>
     <w:p>
@@ -868,8 +879,7 @@
       </w:r>
       <w:r>
         <w:br/>
-        <w:t xml:space="preserve"> @maglietta_oficial
-FB: magliettaoficial</w:t>
+        <w:t xml:space="preserve"> up.estofados</w:t>
       </w:r>
     </w:p>
     <w:p>
@@ -885,7 +895,7 @@
       </w:r>
       <w:r>
         <w:br/>
-        <w:t xml:space="preserve"> Nao</w:t>
+        <w:t xml:space="preserve"> não</w:t>
       </w:r>
     </w:p>
     <w:p>
@@ -901,7 +911,7 @@
       </w:r>
       <w:r>
         <w:br/>
-        <w:t xml:space="preserve"> -</w:t>
+        <w:t xml:space="preserve"> Não informado</w:t>
       </w:r>
     </w:p>
     <w:p>
@@ -917,7 +927,7 @@
       </w:r>
       <w:r>
         <w:br/>
-        <w:t xml:space="preserve"> Não</w:t>
+        <w:t xml:space="preserve"> Pretende fazer</w:t>
       </w:r>
     </w:p>
     <w:p>
@@ -958,7 +968,7 @@
       </w:r>
       <w:r>
         <w:br/>
-        <w:t xml:space="preserve"> Estacionamento, Wi-Fi, aceita pets</w:t>
+        <w:t xml:space="preserve"> no momento nao recebemos publico </w:t>
       </w:r>
     </w:p>
     <w:p>
@@ -974,7 +984,7 @@
       </w:r>
       <w:r>
         <w:br/>
-        <w:t xml:space="preserve"> Amplo</w:t>
+        <w:t xml:space="preserve"> Não informado</w:t>
       </w:r>
     </w:p>
     <w:p>
@@ -1063,7 +1073,7 @@
       </w:r>
       <w:r>
         <w:br/>
-        <w:t xml:space="preserve"> Não</w:t>
+        <w:t xml:space="preserve"> Sim</w:t>
       </w:r>
     </w:p>
     <w:p>
@@ -1120,7 +1130,7 @@
       </w:r>
       <w:r>
         <w:br/>
-        <w:t xml:space="preserve"> Talvez</w:t>
+        <w:t xml:space="preserve"> Sim</w:t>
       </w:r>
     </w:p>
     <w:p>
@@ -1145,7 +1155,7 @@
       </w:r>
       <w:r>
         <w:br/>
-        <w:t xml:space="preserve"> Rafaela 19997958700</w:t>
+        <w:t xml:space="preserve"> Rodrigo, sócio.</w:t>
       </w:r>
     </w:p>
     <w:p>
@@ -1218,7 +1228,7 @@
       </w:r>
       <w:r>
         <w:br/>
-        <w:t xml:space="preserve"> nao</w:t>
+        <w:t xml:space="preserve"> Não informado</w:t>
       </w:r>
     </w:p>
     <w:p>
@@ -1234,7 +1244,7 @@
       </w:r>
       <w:r>
         <w:br/>
-        <w:t xml:space="preserve"> nao</w:t>
+        <w:t xml:space="preserve"> Não informado</w:t>
       </w:r>
     </w:p>
     <w:p>
@@ -1250,7 +1260,7 @@
       </w:r>
       <w:r>
         <w:br/>
-        <w:t xml:space="preserve"> nao</w:t>
+        <w:t xml:space="preserve"> Não informado</w:t>
       </w:r>
     </w:p>
     <w:p>
@@ -1291,7 +1301,7 @@
       </w:r>
       <w:r>
         <w:br/>
-        <w:t xml:space="preserve"> nao</w:t>
+        <w:t xml:space="preserve"> Não informado</w:t>
       </w:r>
     </w:p>
     <w:p>
@@ -1307,7 +1317,7 @@
       </w:r>
       <w:r>
         <w:br/>
-        <w:t xml:space="preserve"> Melhorar a visibilidade online e aumento de vendas</w:t>
+        <w:t xml:space="preserve"> aumentar número de vendas.</w:t>
       </w:r>
     </w:p>
     <w:p>
@@ -1339,7 +1349,7 @@
       </w:r>
       <w:r>
         <w:br/>
-        <w:t xml:space="preserve"> Produção completa</w:t>
+        <w:t xml:space="preserve"> Não informado</w:t>
       </w:r>
     </w:p>
     <w:p>

--- a/briefings/Briefing Final - Cliente.docx
+++ b/briefings/Briefing Final - Cliente.docx
@@ -20,7 +20,7 @@
           <w:i/>
           <w:iCs/>
         </w:rPr>
-        <w:t xml:space="preserve">Data de envio: 12/06/2026, 12:36:49</w:t>
+        <w:t xml:space="preserve">Data de envio: 03/07/2026, 16:43:29</w:t>
       </w:r>
     </w:p>
     <w:p>
@@ -45,7 +45,7 @@
       </w:r>
       <w:r>
         <w:br/>
-        <w:t xml:space="preserve"> UP Estofados Fitness</w:t>
+        <w:t xml:space="preserve"> Seguros Ribeiro</w:t>
       </w:r>
     </w:p>
     <w:p>
@@ -61,7 +61,7 @@
       </w:r>
       <w:r>
         <w:br/>
-        <w:t xml:space="preserve"> Não informado</w:t>
+        <w:t xml:space="preserve"> não tem</w:t>
       </w:r>
     </w:p>
     <w:p>
@@ -77,9 +77,7 @@
       </w:r>
       <w:r>
         <w:br/>
-        <w:t xml:space="preserve"> Empresa especializada em fabricação de estofados para equipamentos fitness. Produzimos estofados sob medida para aparelhos de musculação, bancos, equipamentos de pilates, macas de fisioterapia e projetos especiais. Atendendo fabricantes, assistências técnicas, academias, condomínios, studio de pilates e centros esportivos em todo o Brasil.
-Trabalhamos com materiais de alta resistência, espumas de qualidade e acabamento profissional, garantindo conforto, durabilidade e excelente apresentação para os equipamentos. Oferecemos diversas opções de cores, medidas e personalizações para atender às necessidades de cada cliente.
-Nosso compromisso é fornecer estofados de alto padrão, com produção ágil, qualidade consistente e atendimento especializado para o mercado fitness.</w:t>
+        <w:t xml:space="preserve"> Comparamos as principais seguradoras do mercado e indicamos a melhor opção para o seu perfil. Aqui você entende o que está contratando e tem suporte de verdade, desde a cotação até o momento em que precisar usar o seguro.</w:t>
       </w:r>
     </w:p>
     <w:p>
@@ -95,7 +93,7 @@
       </w:r>
       <w:r>
         <w:br/>
-        <w:t xml:space="preserve"> 55.226.319/0001-21</w:t>
+        <w:t xml:space="preserve"> 24.440.873/0001-83</w:t>
       </w:r>
     </w:p>
     <w:p>
@@ -111,7 +109,7 @@
       </w:r>
       <w:r>
         <w:br/>
-        <w:t xml:space="preserve"> Fabricante de estofados</w:t>
+        <w:t xml:space="preserve"> Corretora de Seguros</w:t>
       </w:r>
     </w:p>
     <w:p>
@@ -136,7 +134,7 @@
       </w:r>
       <w:r>
         <w:br/>
-        <w:t xml:space="preserve"> RUA PEDRO DIOGO, 117. PARQUE RESIDENCIAL VILA UNIAO. CAMPINAS-SP. 13060-719</w:t>
+        <w:t xml:space="preserve"> Rua Francisco Glicerio, 404, Apto 32, Vila Embaré, Valinhos/SP, CEP 13271-200</w:t>
       </w:r>
     </w:p>
     <w:p>
@@ -184,8 +182,7 @@
       </w:r>
       <w:r>
         <w:br/>
-        <w:t xml:space="preserve"> Regiões aonde conseguimos fazer a instalação dos estofados: Grande Campinas e São Paulo Capital.
-Regiões que conseguimos enviar o produto e o cliente fica responsável pela instalação: Brasil inteiro.</w:t>
+        <w:t xml:space="preserve"> Conseguimos atender o Brasil todo, mas a maior demanda é na Região Metropolitana de Campinas</w:t>
       </w:r>
     </w:p>
     <w:p>
@@ -201,7 +198,7 @@
       </w:r>
       <w:r>
         <w:br/>
-        <w:t xml:space="preserve"> Não informado</w:t>
+        <w:t xml:space="preserve"> O Brasil todo</w:t>
       </w:r>
     </w:p>
     <w:p>
@@ -217,7 +214,7 @@
       </w:r>
       <w:r>
         <w:br/>
-        <w:t xml:space="preserve"> Sim</w:t>
+        <w:t xml:space="preserve"> Não</w:t>
       </w:r>
     </w:p>
     <w:p>
@@ -233,7 +230,7 @@
       </w:r>
       <w:r>
         <w:br/>
-        <w:t xml:space="preserve"> Segunda a Sexta: 8h às 17h.</w:t>
+        <w:t xml:space="preserve"> de Segunda a Sexta: das 08h as 18h</w:t>
       </w:r>
     </w:p>
     <w:p>
@@ -249,7 +246,7 @@
       </w:r>
       <w:r>
         <w:br/>
-        <w:t xml:space="preserve"> Não informado</w:t>
+        <w:t xml:space="preserve"> não</w:t>
       </w:r>
     </w:p>
     <w:p>
@@ -274,7 +271,7 @@
       </w:r>
       <w:r>
         <w:br/>
-        <w:t xml:space="preserve"> A empresa foi criada em 2024. Os sócios trabalhavam juntos em uma outra empresa do mesmo ramo, saímos dessa empresa e resolvemos montar o próprio negócio.</w:t>
+        <w:t xml:space="preserve"> A empresa foi aberta em 2016, porém começou atividades em 2017. A empresa foi criada após concluir o curso da SUSEP em 2015 e vermos que existia a possibilidade de crescer no mercado</w:t>
       </w:r>
     </w:p>
     <w:p>
@@ -290,7 +287,7 @@
       </w:r>
       <w:r>
         <w:br/>
-        <w:t xml:space="preserve"> mais de 12 anos</w:t>
+        <w:t xml:space="preserve"> temos 10 anos no ramo</w:t>
       </w:r>
     </w:p>
     <w:p>
@@ -306,7 +303,7 @@
       </w:r>
       <w:r>
         <w:br/>
-        <w:t xml:space="preserve"> não</w:t>
+        <w:t xml:space="preserve"> Temos os Registros da SUSEP tanto o pessoa fisica (do responsavel do CNPJ) quanto do CNPJ</w:t>
       </w:r>
     </w:p>
     <w:p>
@@ -363,7 +360,10 @@
       </w:r>
       <w:r>
         <w:br/>
-        <w:t xml:space="preserve"> Fabricação de estofados para equipamentos fitness: aparelhos de musculação, bancos de academia, equipamentos de pilates, estofados personalizados, macas de fisioterapia</w:t>
+        <w:t xml:space="preserve"> Seguro Auto
+Seguro Frota
+Seguro Residencial
+Seguro Empresarial</w:t>
       </w:r>
     </w:p>
     <w:p>
@@ -379,7 +379,7 @@
       </w:r>
       <w:r>
         <w:br/>
-        <w:t xml:space="preserve"> estofados para equipamentos fitness</w:t>
+        <w:t xml:space="preserve"> Seguro Auto e Frota</w:t>
       </w:r>
     </w:p>
     <w:p>
@@ -411,7 +411,7 @@
       </w:r>
       <w:r>
         <w:br/>
-        <w:t xml:space="preserve"> Experiência de atender grandes redes de academia como Smart Fit, Panobianco e SkyFit, portanto é um produto que a qualidade já foi testada e validada em academias com um grande volume de alunos. Agilidade no atendimento, atendimento padronizado.</w:t>
+        <w:t xml:space="preserve"> atendimento exclusivo junto ao cliente, mostrando rapidez e eficácia aos assuntos do ramo</w:t>
       </w:r>
     </w:p>
     <w:p>
@@ -427,7 +427,8 @@
       </w:r>
       <w:r>
         <w:br/>
-        <w:t xml:space="preserve"> Life Fitness, Technogym, Matrix, Movement, Kikos, CImerian, MetaLife Pilates, etc</w:t>
+        <w:t xml:space="preserve"> trabalhamos com algumas seguradoras, segue lista:
+Porto Seguro, Azul Seguros, Itau, Tokio Marine, Allianz, Mapfre, Bradesco, HDI, Suhai, Mitsui, Zurich, Ezze</w:t>
       </w:r>
     </w:p>
     <w:p>
@@ -459,7 +460,7 @@
       </w:r>
       <w:r>
         <w:br/>
-        <w:t xml:space="preserve"> sim, 90 dias de garantia</w:t>
+        <w:t xml:space="preserve"> Garantia é oferecida pelas proprias seguradoras, uma vez que o segurado cumprir todos os requisitos de sua apolice</w:t>
       </w:r>
     </w:p>
     <w:p>
@@ -484,7 +485,8 @@
       </w:r>
       <w:r>
         <w:br/>
-        <w:t xml:space="preserve"> Redes sociais e WhatsApp</w:t>
+        <w:t xml:space="preserve"> atraves do whatsapp, telefone, site (redirecionado ao whats) e instagram
+</w:t>
       </w:r>
     </w:p>
     <w:p>
@@ -500,7 +502,8 @@
       </w:r>
       <w:r>
         <w:br/>
-        <w:t xml:space="preserve"> WhatsApp</w:t>
+        <w:t xml:space="preserve"> whatsapp
+</w:t>
       </w:r>
     </w:p>
     <w:p>
@@ -532,7 +535,7 @@
       </w:r>
       <w:r>
         <w:br/>
-        <w:t xml:space="preserve"> Pix, boleto, cartão de crédito com taxa da bandeira.</w:t>
+        <w:t xml:space="preserve"> pagamentos realizados diretamente as seguradoras atraves de boletos, cartoes e debito em conta</w:t>
       </w:r>
     </w:p>
     <w:p>
@@ -548,7 +551,7 @@
       </w:r>
       <w:r>
         <w:br/>
-        <w:t xml:space="preserve"> negociável</w:t>
+        <w:t xml:space="preserve"> sem minimo</w:t>
       </w:r>
     </w:p>
     <w:p>
@@ -564,7 +567,8 @@
       </w:r>
       <w:r>
         <w:br/>
-        <w:t xml:space="preserve"> até 10 dias</w:t>
+        <w:t xml:space="preserve"> se todas as informações estiverem completas, tanto a cotação quanto a transmissão da proposta se dá no mesmo dia
+</w:t>
       </w:r>
     </w:p>
     <w:p>
@@ -580,7 +584,7 @@
       </w:r>
       <w:r>
         <w:br/>
-        <w:t xml:space="preserve"> Não informado</w:t>
+        <w:t xml:space="preserve"> nao</w:t>
       </w:r>
     </w:p>
     <w:p>
@@ -605,23 +609,7 @@
       </w:r>
       <w:r>
         <w:br/>
-        <w:t xml:space="preserve"> Estofados para academia
-Estofados para equipamentos fitness
-Estofados para aparelhos de musculação
-Fabricante de estofados para academia
-Fornecedor de estofados para academia
-Estofados sob medida para equipamentos fitness
-Assentos para aparelhos de musculação
-Encostos para equipamentos de academia
-Estofados para leg press
-Estofados para cadeira extensora
-Estofados para cadeira flexora
-Estofados para supino
-Estofados para equipamentos de pilates
-Estofado Reformer
-Estofado Step Chair
-Estofado Barrel
-Estofado Cadillac</w:t>
+        <w:t xml:space="preserve"> corretora de seguros em Valinhos, seguros ribeiro, seguros em Valinhos e regiao</w:t>
       </w:r>
     </w:p>
     <w:p>
@@ -637,23 +625,7 @@
       </w:r>
       <w:r>
         <w:br/>
-        <w:t xml:space="preserve"> Estofados para academia
-Estofados para equipamentos fitness
-Estofados para aparelhos de musculação
-Fabricante de estofados para academia
-Fornecedor de estofados para academia
-Estofados sob medida para equipamentos fitness
-Assentos para aparelhos de musculação
-Encostos para equipamentos de academia
-Estofados para leg press
-Estofados para cadeira extensora
-Estofados para cadeira flexora
-Estofados para supino
-Estofados para equipamentos de pilates
-Estofado Reformer
-Estofado Step Chair
-Estofado Barrel
-Estofado Cadillac</w:t>
+        <w:t xml:space="preserve"> boa seguradora em Valinhos, seguros com preço justo, seguros em Valinhos, seguros automóvel, seguro residencial, seguro frota, seguro empresarial, seguros na região de Campinas, calculo seguro veiculo</w:t>
       </w:r>
     </w:p>
     <w:p>
@@ -669,7 +641,7 @@
       </w:r>
       <w:r>
         <w:br/>
-        <w:t xml:space="preserve"> Não informado</w:t>
+        <w:t xml:space="preserve"> ?</w:t>
       </w:r>
     </w:p>
     <w:p>
@@ -685,7 +657,7 @@
       </w:r>
       <w:r>
         <w:br/>
-        <w:t xml:space="preserve"> Tipo de produto/serviço</w:t>
+        <w:t xml:space="preserve"> Preço</w:t>
       </w:r>
     </w:p>
     <w:p>
@@ -710,10 +682,7 @@
       </w:r>
       <w:r>
         <w:br/>
-        <w:t xml:space="preserve"> Remate Plasticos - Valinhos - SP
-Stuff Tech - Rio de Janeiro - RJ
-AT Fit - São Paulo - SP
-</w:t>
+        <w:t xml:space="preserve"> Não vejo tanta diferença nos concorrentes</w:t>
       </w:r>
     </w:p>
     <w:p>
@@ -729,7 +698,7 @@
       </w:r>
       <w:r>
         <w:br/>
-        <w:t xml:space="preserve"> estrutura de produção</w:t>
+        <w:t xml:space="preserve"> zero...kkk</w:t>
       </w:r>
     </w:p>
     <w:p>
@@ -745,7 +714,7 @@
       </w:r>
       <w:r>
         <w:br/>
-        <w:t xml:space="preserve"> agilidade no atendimento de ponta a ponta</w:t>
+        <w:t xml:space="preserve"> atendimento rapido e pratico com o cliente</w:t>
       </w:r>
     </w:p>
     <w:p>
@@ -761,9 +730,7 @@
       </w:r>
       <w:r>
         <w:br/>
-        <w:t xml:space="preserve"> @rrestofadosfitness
-@fastestofadosgym
-</w:t>
+        <w:t xml:space="preserve"> nenhum, nao vejo nada de patrocinio sobre seguros na regiao</w:t>
       </w:r>
     </w:p>
     <w:p>
@@ -779,9 +746,7 @@
       </w:r>
       <w:r>
         <w:br/>
-        <w:t xml:space="preserve"> Remate Plasticos - Valinhos - SP
-Stuff Tech - Rio de Janeiro - RJ
-AT Fit - São Paulo - SP</w:t>
+        <w:t xml:space="preserve"> nao conheço nenhum</w:t>
       </w:r>
     </w:p>
     <w:p>
@@ -822,7 +787,7 @@
       </w:r>
       <w:r>
         <w:br/>
-        <w:t xml:space="preserve"> Produto, clientes, antes e depois</w:t>
+        <w:t xml:space="preserve"> nao possou nenhuma foto</w:t>
       </w:r>
     </w:p>
     <w:p>
@@ -838,7 +803,7 @@
       </w:r>
       <w:r>
         <w:br/>
-        <w:t xml:space="preserve"> Sim</w:t>
+        <w:t xml:space="preserve"> Não</w:t>
       </w:r>
     </w:p>
     <w:p>
@@ -854,7 +819,7 @@
       </w:r>
       <w:r>
         <w:br/>
-        <w:t xml:space="preserve"> Sim</w:t>
+        <w:t xml:space="preserve"> Com autorização específica</w:t>
       </w:r>
     </w:p>
     <w:p>
@@ -879,7 +844,7 @@
       </w:r>
       <w:r>
         <w:br/>
-        <w:t xml:space="preserve"> up.estofados</w:t>
+        <w:t xml:space="preserve"> instagram</w:t>
       </w:r>
     </w:p>
     <w:p>
@@ -895,7 +860,7 @@
       </w:r>
       <w:r>
         <w:br/>
-        <w:t xml:space="preserve"> não</w:t>
+        <w:t xml:space="preserve"> www.segurosribeiro.com</w:t>
       </w:r>
     </w:p>
     <w:p>
@@ -911,7 +876,7 @@
       </w:r>
       <w:r>
         <w:br/>
-        <w:t xml:space="preserve"> Não informado</w:t>
+        <w:t xml:space="preserve"> nenhuma</w:t>
       </w:r>
     </w:p>
     <w:p>
@@ -943,7 +908,7 @@
       </w:r>
       <w:r>
         <w:br/>
-        <w:t xml:space="preserve"> Sim</w:t>
+        <w:t xml:space="preserve"> Não</w:t>
       </w:r>
     </w:p>
     <w:p>
@@ -968,7 +933,7 @@
       </w:r>
       <w:r>
         <w:br/>
-        <w:t xml:space="preserve"> no momento nao recebemos publico </w:t>
+        <w:t xml:space="preserve"> só online</w:t>
       </w:r>
     </w:p>
     <w:p>
@@ -1000,7 +965,7 @@
       </w:r>
       <w:r>
         <w:br/>
-        <w:t xml:space="preserve"> Empresas</w:t>
+        <w:t xml:space="preserve"> Todos</w:t>
       </w:r>
     </w:p>
     <w:p>
@@ -1057,7 +1022,7 @@
       </w:r>
       <w:r>
         <w:br/>
-        <w:t xml:space="preserve"> Não informado</w:t>
+        <w:t xml:space="preserve"> tentar da melhor maneira resolver e atender estas</w:t>
       </w:r>
     </w:p>
     <w:p>
@@ -1073,7 +1038,7 @@
       </w:r>
       <w:r>
         <w:br/>
-        <w:t xml:space="preserve"> Sim</w:t>
+        <w:t xml:space="preserve"> Não</w:t>
       </w:r>
     </w:p>
     <w:p>
@@ -1114,7 +1079,7 @@
       </w:r>
       <w:r>
         <w:br/>
-        <w:t xml:space="preserve"> 11-30</w:t>
+        <w:t xml:space="preserve"> Mais de 50</w:t>
       </w:r>
     </w:p>
     <w:p>
@@ -1155,7 +1120,7 @@
       </w:r>
       <w:r>
         <w:br/>
-        <w:t xml:space="preserve"> Rodrigo, sócio.</w:t>
+        <w:t xml:space="preserve"> Rafael, Socio Proprietario, (19)999282602</w:t>
       </w:r>
     </w:p>
     <w:p>
@@ -1187,7 +1152,7 @@
       </w:r>
       <w:r>
         <w:br/>
-        <w:t xml:space="preserve"> Não informado</w:t>
+        <w:t xml:space="preserve"> nunca tentei</w:t>
       </w:r>
     </w:p>
     <w:p>
@@ -1228,7 +1193,7 @@
       </w:r>
       <w:r>
         <w:br/>
-        <w:t xml:space="preserve"> Não informado</w:t>
+        <w:t xml:space="preserve"> nao tenho ideia</w:t>
       </w:r>
     </w:p>
     <w:p>
@@ -1244,7 +1209,7 @@
       </w:r>
       <w:r>
         <w:br/>
-        <w:t xml:space="preserve"> Não informado</w:t>
+        <w:t xml:space="preserve"> nenhuma</w:t>
       </w:r>
     </w:p>
     <w:p>
@@ -1260,7 +1225,7 @@
       </w:r>
       <w:r>
         <w:br/>
-        <w:t xml:space="preserve"> Não informado</w:t>
+        <w:t xml:space="preserve"> não</w:t>
       </w:r>
     </w:p>
     <w:p>
@@ -1301,6 +1266,38 @@
       </w:r>
       <w:r>
         <w:br/>
+        <w:t xml:space="preserve"> por enquanto todos foram abordados</w:t>
+      </w:r>
+    </w:p>
+    <w:p>
+      <w:pPr>
+        <w:spacing w:after="200"/>
+      </w:pPr>
+      <w:r>
+        <w:rPr>
+          <w:b/>
+          <w:bCs/>
+        </w:rPr>
+        <w:t xml:space="preserve">Maior expectativa:</w:t>
+      </w:r>
+      <w:r>
+        <w:br/>
+        <w:t xml:space="preserve"> crescimento da corretora em questões de faturamento</w:t>
+      </w:r>
+    </w:p>
+    <w:p>
+      <w:pPr>
+        <w:spacing w:after="200"/>
+      </w:pPr>
+      <w:r>
+        <w:rPr>
+          <w:b/>
+          <w:bCs/>
+        </w:rPr>
+        <w:t xml:space="preserve">Prazo desejado:</w:t>
+      </w:r>
+      <w:r>
+        <w:br/>
         <w:t xml:space="preserve"> Não informado</w:t>
       </w:r>
     </w:p>
@@ -1313,43 +1310,11 @@
           <w:b/>
           <w:bCs/>
         </w:rPr>
-        <w:t xml:space="preserve">Maior expectativa:</w:t>
-      </w:r>
-      <w:r>
-        <w:br/>
-        <w:t xml:space="preserve"> aumentar número de vendas.</w:t>
-      </w:r>
-    </w:p>
-    <w:p>
-      <w:pPr>
-        <w:spacing w:after="200"/>
-      </w:pPr>
-      <w:r>
-        <w:rPr>
-          <w:b/>
-          <w:bCs/>
-        </w:rPr>
-        <w:t xml:space="preserve">Prazo desejado:</w:t>
-      </w:r>
-      <w:r>
-        <w:br/>
-        <w:t xml:space="preserve"> Não informado</w:t>
-      </w:r>
-    </w:p>
-    <w:p>
-      <w:pPr>
-        <w:spacing w:after="200"/>
-      </w:pPr>
-      <w:r>
-        <w:rPr>
-          <w:b/>
-          <w:bCs/>
-        </w:rPr>
         <w:t xml:space="preserve">Orçamento para melhorias:</w:t>
       </w:r>
       <w:r>
         <w:br/>
-        <w:t xml:space="preserve"> Não informado</w:t>
+        <w:t xml:space="preserve"> Fotos básicas</w:t>
       </w:r>
     </w:p>
     <w:p>
